--- a/course_development/active_inference_ms/02_body_science/05_action/output/lab-protocols/05_action-lab.docx
+++ b/course_development/active_inference_ms/02_body_science/05_action/output/lab-protocols/05_action-lab.docx
@@ -4,7 +4,7 @@
   <w:body>
     <w:p>
       <w:r>
-        <w:t>Lab: Exploring Action</w:t>
+        <w:t>Lab: Movement and Reflexes -- Your Body in Action</w:t>
       </w:r>
     </w:p>
     <w:p>
@@ -14,22 +14,62 @@
     </w:p>
     <w:p>
       <w:r>
-        <w:t>Design and simulate a simple agent that demonstrates the principles of Action .</w:t>
+        <w:t>Learning Goal: Investigate how your body takes action through voluntary movements and involuntary reflexes, and discover how the motor system turns predictions into physical actions.</w:t>
       </w:r>
     </w:p>
     <w:p>
       <w:r>
-        <w:t>Prerequisites</w:t>
+        <w:t>This is an investigation lab designed for middle school students (Grades 6-8).</w:t>
       </w:r>
     </w:p>
     <w:p>
       <w:r>
-        <w:t>Basic understanding of Python or a relevant simulation tool.  Familiarity with the formal definition of Action.   Steps</w:t>
+        <w:t>Materials Needed</w:t>
       </w:r>
     </w:p>
     <w:p>
       <w:r>
-        <w:t>Define the Environment : Create a simple grid world or state space relevant to Ms.  Define the Agent : Specify the agent's generative model, focusing on Action.  Simulation : Run the agent for 100 timesteps.  Perturbation : Introduce a specific challenge to Action (e.g., increased noise, occlusion).  Analysis : Plot the Free Energy over time. Does the agent successfully adapt?   Discussion Requirements</w:t>
+        <w:t>Small rubber ball  Ruler or meter stick  Tape for marking floor distances  Lab journal or notebook    Part 1: Reflex Testing (10 min)</w:t>
+      </w:r>
+    </w:p>
+    <w:p>
+      <w:r>
+        <w:t>Reflexes are your body's fastest actions -- they happen before your conscious brain even knows what occurred. Test some reflexes with a partner.</w:t>
+      </w:r>
+    </w:p>
+    <w:p>
+      <w:r>
+        <w:t>Knee-jerk reflex (if comfortable): Sit with one leg crossed over the other. Your partner gently taps just below your kneecap with the side of their hand. What happens?</w:t>
+      </w:r>
+    </w:p>
+    <w:p>
+      <w:r>
+        <w:t>Reflex Tested  What happened?  Did you control it?  How fast was it?      Knee-jerk       Blink (partner claps near your face)       Pupil (shine phone flashlight briefly, then away)        Write your response here   Part 2: Motor Skill Challenge (15 min)</w:t>
+      </w:r>
+    </w:p>
+    <w:p>
+      <w:r>
+        <w:t>Voluntary actions require your brain to send precise commands to your muscles. Let's test motor accuracy and see how practice improves it.</w:t>
+      </w:r>
+    </w:p>
+    <w:p>
+      <w:r>
+        <w:t>Ball toss accuracy: Stand 2 meters from a target (trash can or marked spot). Throw a ball at the target 10 times. Record hits and misses.</w:t>
+      </w:r>
+    </w:p>
+    <w:p>
+      <w:r>
+        <w:t>Throw  Hit or Miss?  What did you adjust?  Closer or farther than last throw?      1   (baseline)     2       3       4       5       6       7       8       9       10        Write your response here   Part 3: Action as Prediction Fulfillment (10 min)</w:t>
+      </w:r>
+    </w:p>
+    <w:p>
+      <w:r>
+        <w:t>In Active Inference, you do not just react -- you act to MAKE your predictions come true. Your brain predicts where the ball should go, and your muscles try to make that prediction happen.</w:t>
+      </w:r>
+    </w:p>
+    <w:p>
+      <w:r>
+        <w:t>Scenario  What does your body predict?  What action makes that prediction true?      You are thirsty      You are about to trip on a step      You see a ball flying toward your head      You are cold in a classroom       Write your response here   Part 4: Reflection Table</w:t>
       </w:r>
     </w:p>
     <w:sectPr>
